--- a/a revisar/Termos_de_Uso_Campfire_Tradutor (1).docx
+++ b/a revisar/Termos_de_Uso_Campfire_Tradutor (1).docx
@@ -95,7 +95,7 @@
           <w:sz w:val="22"/>
           <w:szCs w:val="22"/>
         </w:rPr>
-        <w:t xml:space="preserve">O Campfire Tradutor é desenvolvido e mantido por Caio Fabiano da Silva Costa, pessoa física, doravante "Desenvolvedor", com contato em caiofabianodbz2@gmail.com.</w:t>
+        <w:t xml:space="preserve">O Campfire Tradutor é desenvolvido e mantido por Caio Fabiano da Silva Costa, pessoa física, atuando sob a marca "AlienRaccoon Entertainment", doravante "Desenvolvedor", com contato em caiofabianodbz2@gmail.com.</w:t>
       </w:r>
     </w:p>
     <w:p>
